--- a/_build/docx/01_Кадровые_документы/0_Заявление_работника_о_переводе.docx
+++ b/_build/docx/01_Кадровые_документы/0_Заявление_работника_о_переводе.docx
@@ -64,7 +64,7 @@
         <w:rPr>
           <w:rFonts w:ascii="Times New Roman" w:hAnsi="Times New Roman"/>
         </w:rPr>
-        <w:t>г. Брест                                                      «___» июня 2026 г.</w:t>
+        <w:t>г. Брест                                                      «___» __________ 2026 г.</w:t>
       </w:r>
     </w:p>
     <w:p>
@@ -72,7 +72,7 @@
         <w:rPr>
           <w:rFonts w:ascii="Times New Roman" w:hAnsi="Times New Roman"/>
         </w:rPr>
-        <w:t>Прошу перевести меня с 25 июня 2026 г. с должности инженера-конструктора</w:t>
+        <w:t>Прошу перевести меня с «___» __________ 2026 г. с должности инженера-конструктора</w:t>
       </w:r>
     </w:p>
     <w:p>
@@ -87,7 +87,7 @@
           <w:rFonts w:ascii="Times New Roman" w:hAnsi="Times New Roman"/>
           <w:b/>
         </w:rPr>
-        <w:t>ведущего инженера-конструктора</w:t>
+        <w:t>начальника проектно-конструкторского</w:t>
       </w:r>
     </w:p>
     <w:p>
@@ -95,22 +95,7 @@
         <w:rPr>
           <w:rFonts w:ascii="Times New Roman" w:hAnsi="Times New Roman"/>
         </w:rPr>
-        <w:t xml:space="preserve">проектно-конструкторского отдела с возложением функций </w:t>
-      </w:r>
-      <w:r>
-        <w:rPr>
-          <w:rFonts w:ascii="Times New Roman" w:hAnsi="Times New Roman"/>
-          <w:b/>
-        </w:rPr>
-        <w:t>руководителя</w:t>
-      </w:r>
-    </w:p>
-    <w:p>
-      <w:r>
-        <w:rPr>
-          <w:rFonts w:ascii="Times New Roman" w:hAnsi="Times New Roman"/>
-        </w:rPr>
-        <w:t>проектно-конструкторского отдела</w:t>
+        <w:t>отдела</w:t>
       </w:r>
       <w:r>
         <w:rPr>
@@ -125,7 +110,7 @@
         <w:rPr>
           <w:rFonts w:ascii="Times New Roman" w:hAnsi="Times New Roman"/>
         </w:rPr>
-        <w:t>С условиями оплаты труда, должностной инструкцией ведущего инженера-конструктора —</w:t>
+        <w:t>С условиями оплаты труда, должностной инструкцией начальника</w:t>
       </w:r>
     </w:p>
     <w:p>
@@ -133,7 +118,7 @@
         <w:rPr>
           <w:rFonts w:ascii="Times New Roman" w:hAnsi="Times New Roman"/>
         </w:rPr>
-        <w:t>руководителя проектно-конструкторского отдела и Положением о проектно-конструкторском</w:t>
+        <w:t>проектно-конструкторского отдела и Положением о проектно-конструкторском отделе</w:t>
       </w:r>
     </w:p>
     <w:p>
@@ -141,7 +126,7 @@
         <w:rPr>
           <w:rFonts w:ascii="Times New Roman" w:hAnsi="Times New Roman"/>
         </w:rPr>
-        <w:t>отделе ознакомлена, согласна с ними.</w:t>
+        <w:t>ознакомлена, согласна с ними.</w:t>
       </w:r>
     </w:p>
     <w:p>
@@ -163,7 +148,7 @@
         <w:rPr>
           <w:rFonts w:ascii="Times New Roman" w:hAnsi="Times New Roman"/>
         </w:rPr>
-        <w:t>«___» июня 2026 г.</w:t>
+        <w:t>«___» __________ 2026 г.</w:t>
       </w:r>
     </w:p>
     <w:sectPr>

--- a/_build/docx/01_Кадровые_документы/0_Заявление_работника_о_переводе.docx
+++ b/_build/docx/01_Кадровые_документы/0_Заявление_работника_о_переводе.docx
@@ -152,7 +152,7 @@
       </w:r>
     </w:p>
     <w:sectPr>
-      <w:pgSz w:w="12240" w:h="15840"/>
+      <w:pgSz w:w="11906" w:h="16838"/>
       <w:pgMar w:top="1134" w:right="850" w:bottom="1134" w:left="1417" w:header="720" w:footer="720" w:gutter="0"/>
       <w:cols w:space="720"/>
       <w:docGrid w:linePitch="360"/>
